--- a/Ausgabe/Klasse_7/03_Algorithmen_und_Programmierung/01_Arbeitsheft.docx
+++ b/Ausgabe/Klasse_7/03_Algorithmen_und_Programmierung/01_Arbeitsheft.docx
@@ -4381,7 +4381,7 @@
       <w:rPr>
         <w:sz w:val="16"/>
       </w:rPr>
-      <w:t>Unterrichtsmaterial Oberschule Sachsen · Version v0.4.0-319-gc4b6538-dirty · Build 16.08.2026</w:t>
+      <w:t>Unterrichtsmaterial Oberschule Sachsen · Version v0.4.0-322-g516fad1-dirty · Build 17.08.2026</w:t>
     </w:r>
   </w:p>
 </w:ftr>

--- a/Ausgabe/Klasse_7/03_Algorithmen_und_Programmierung/01_Arbeitsheft.docx
+++ b/Ausgabe/Klasse_7/03_Algorithmen_und_Programmierung/01_Arbeitsheft.docx
@@ -4381,7 +4381,7 @@
       <w:rPr>
         <w:sz w:val="16"/>
       </w:rPr>
-      <w:t>Unterrichtsmaterial Oberschule Sachsen · Version v0.4.0-322-g516fad1-dirty · Build 17.08.2026</w:t>
+      <w:t>Unterrichtsmaterial Oberschule Sachsen · Version v0.4.0-327-g8416f81-dirty · Build 17.08.2026</w:t>
     </w:r>
   </w:p>
 </w:ftr>

--- a/Ausgabe/Klasse_7/03_Algorithmen_und_Programmierung/01_Arbeitsheft.docx
+++ b/Ausgabe/Klasse_7/03_Algorithmen_und_Programmierung/01_Arbeitsheft.docx
@@ -4381,7 +4381,7 @@
       <w:rPr>
         <w:sz w:val="16"/>
       </w:rPr>
-      <w:t>Unterrichtsmaterial Oberschule Sachsen · Version v0.4.0-327-g8416f81-dirty · Build 17.08.2026</w:t>
+      <w:t>Unterrichtsmaterial Oberschule Sachsen · Version v0.4.0-333-gbccbada-dirty · Build 17.08.2026</w:t>
     </w:r>
   </w:p>
 </w:ftr>
